--- a/swh/docx/18.content.docx
+++ b/swh/docx/18.content.docx
@@ -19,7 +19,7 @@
         <w:rPr>
           <w:lang w:val="sw_KE" w:bidi="sw_KE"/>
         </w:rPr>
-        <w:t>Resource: Maelezo ya Masomo - Machapisho ya Vitabu (Tyndale)</w:t>
+        <w:t>Resource: Tyndale Open Study Notes</w:t>
       </w:r>
       <w:r>
         <w:rPr>
@@ -112,7 +112,7 @@
         <w:rPr>
           <w:lang w:val="sw_KE" w:bidi="sw_KE"/>
         </w:rPr>
-        <w:t>Maelezo ya Masomo - Machapisho ya Vitabu (Tyndale)</w:t>
+        <w:t>Tyndale Open Study Notes</w:t>
       </w:r>
     </w:p>
     <w:p>

--- a/swh/docx/18.content.docx
+++ b/swh/docx/18.content.docx
@@ -19,7 +19,7 @@
         <w:rPr>
           <w:lang w:val="sw_KE" w:bidi="sw_KE"/>
         </w:rPr>
-        <w:t>Resource: Tyndale Open Study Notes</w:t>
+        <w:t>Resource: Aquifer Open Study Notes (Book Intros)</w:t>
       </w:r>
       <w:r>
         <w:rPr>
@@ -112,7 +112,7 @@
         <w:rPr>
           <w:lang w:val="sw_KE" w:bidi="sw_KE"/>
         </w:rPr>
-        <w:t>Tyndale Open Study Notes</w:t>
+        <w:t>Aquifer Open Study Notes (Book Intros)</w:t>
       </w:r>
     </w:p>
     <w:p>

--- a/swh/docx/18.content.docx
+++ b/swh/docx/18.content.docx
@@ -271,342 +271,228 @@
         </w:rPr>
         <w:t>Kitabu cha Ayubu kinajitokeza katika enzi ya wazee wa ukoo, kabla ya Israeli kuwa taifa. Utajiri wa Ayubu, kama wa Abrahamu, ulikuwa katika mifugo na watumwa (</w:t>
       </w:r>
-      <w:hyperlink r:id="rId13">
-        <w:r>
-          <w:rPr>
-            <w:lang w:val="sw_KE" w:bidi="sw_KE"/>
-          </w:rPr>
-          <w:rPr>
-            <w:color w:val="0000EE"/>
-            <w:u w:val="single"/>
-          </w:rPr>
-          <w:t>1:3</w:t>
-        </w:r>
-      </w:hyperlink>
+      <w:r>
+        <w:rPr>
+          <w:lang w:val="sw_KE" w:bidi="sw_KE"/>
+        </w:rPr>
+        <w:t>1:3</w:t>
+      </w:r>
       <w:r>
         <w:rPr>
           <w:lang w:val="sw_KE" w:bidi="sw_KE"/>
         </w:rPr>
         <w:t xml:space="preserve">; </w:t>
       </w:r>
-      <w:hyperlink r:id="rId14">
-        <w:r>
-          <w:rPr>
-            <w:lang w:val="sw_KE" w:bidi="sw_KE"/>
-          </w:rPr>
-          <w:rPr>
-            <w:color w:val="0000EE"/>
-            <w:u w:val="single"/>
-          </w:rPr>
-          <w:t>42:12</w:t>
-        </w:r>
-      </w:hyperlink>
+      <w:r>
+        <w:rPr>
+          <w:lang w:val="sw_KE" w:bidi="sw_KE"/>
+        </w:rPr>
+        <w:t>42:12</w:t>
+      </w:r>
       <w:r>
         <w:rPr>
           <w:lang w:val="sw_KE" w:bidi="sw_KE"/>
         </w:rPr>
         <w:t xml:space="preserve">; tazama </w:t>
       </w:r>
-      <w:hyperlink r:id="rId15">
-        <w:r>
-          <w:rPr>
-            <w:lang w:val="sw_KE" w:bidi="sw_KE"/>
-          </w:rPr>
-          <w:rPr>
-            <w:color w:val="0000EE"/>
-            <w:u w:val="single"/>
-          </w:rPr>
-          <w:t>Mwanzo 12:16</w:t>
-        </w:r>
-      </w:hyperlink>
+      <w:r>
+        <w:rPr>
+          <w:lang w:val="sw_KE" w:bidi="sw_KE"/>
+        </w:rPr>
+        <w:t>Mwanzo 12:16</w:t>
+      </w:r>
       <w:r>
         <w:rPr>
           <w:lang w:val="sw_KE" w:bidi="sw_KE"/>
         </w:rPr>
         <w:t xml:space="preserve">; </w:t>
       </w:r>
-      <w:hyperlink r:id="rId16">
-        <w:r>
-          <w:rPr>
-            <w:lang w:val="sw_KE" w:bidi="sw_KE"/>
-          </w:rPr>
-          <w:rPr>
-            <w:color w:val="0000EE"/>
-            <w:u w:val="single"/>
-          </w:rPr>
-          <w:t>32:5</w:t>
-        </w:r>
-      </w:hyperlink>
+      <w:r>
+        <w:rPr>
+          <w:lang w:val="sw_KE" w:bidi="sw_KE"/>
+        </w:rPr>
+        <w:t>32:5</w:t>
+      </w:r>
       <w:r>
         <w:rPr>
           <w:lang w:val="sw_KE" w:bidi="sw_KE"/>
         </w:rPr>
         <w:t>). Alikuwa kuhani wa familia yake, kama ilivyokuwa kawaida kabla ya sheria ya Mose (</w:t>
       </w:r>
-      <w:hyperlink r:id="rId17">
-        <w:r>
-          <w:rPr>
-            <w:lang w:val="sw_KE" w:bidi="sw_KE"/>
-          </w:rPr>
-          <w:rPr>
-            <w:color w:val="0000EE"/>
-            <w:u w:val="single"/>
-          </w:rPr>
-          <w:t>1:5</w:t>
-        </w:r>
-      </w:hyperlink>
+      <w:r>
+        <w:rPr>
+          <w:lang w:val="sw_KE" w:bidi="sw_KE"/>
+        </w:rPr>
+        <w:t>1:5</w:t>
+      </w:r>
       <w:r>
         <w:rPr>
           <w:lang w:val="sw_KE" w:bidi="sw_KE"/>
         </w:rPr>
         <w:t xml:space="preserve">; </w:t>
       </w:r>
-      <w:hyperlink r:id="rId18">
-        <w:r>
-          <w:rPr>
-            <w:lang w:val="sw_KE" w:bidi="sw_KE"/>
-          </w:rPr>
-          <w:rPr>
-            <w:color w:val="0000EE"/>
-            <w:u w:val="single"/>
-          </w:rPr>
-          <w:t>42:8</w:t>
-        </w:r>
-      </w:hyperlink>
+      <w:r>
+        <w:rPr>
+          <w:lang w:val="sw_KE" w:bidi="sw_KE"/>
+        </w:rPr>
+        <w:t>42:8</w:t>
+      </w:r>
       <w:r>
         <w:rPr>
           <w:lang w:val="sw_KE" w:bidi="sw_KE"/>
         </w:rPr>
         <w:t xml:space="preserve">; tazama </w:t>
       </w:r>
-      <w:hyperlink r:id="rId19">
-        <w:r>
-          <w:rPr>
-            <w:lang w:val="sw_KE" w:bidi="sw_KE"/>
-          </w:rPr>
-          <w:rPr>
-            <w:color w:val="0000EE"/>
-            <w:u w:val="single"/>
-          </w:rPr>
-          <w:t>Mwanzo 4:4</w:t>
-        </w:r>
-      </w:hyperlink>
+      <w:r>
+        <w:rPr>
+          <w:lang w:val="sw_KE" w:bidi="sw_KE"/>
+        </w:rPr>
+        <w:t>Mwanzo 4:4</w:t>
+      </w:r>
       <w:r>
         <w:rPr>
           <w:lang w:val="sw_KE" w:bidi="sw_KE"/>
         </w:rPr>
         <w:t xml:space="preserve">; </w:t>
       </w:r>
-      <w:hyperlink r:id="rId20">
-        <w:r>
-          <w:rPr>
-            <w:lang w:val="sw_KE" w:bidi="sw_KE"/>
-          </w:rPr>
-          <w:rPr>
-            <w:color w:val="0000EE"/>
-            <w:u w:val="single"/>
-          </w:rPr>
-          <w:t>8:20</w:t>
-        </w:r>
-      </w:hyperlink>
+      <w:r>
+        <w:rPr>
+          <w:lang w:val="sw_KE" w:bidi="sw_KE"/>
+        </w:rPr>
+        <w:t>8:20</w:t>
+      </w:r>
       <w:r>
         <w:rPr>
           <w:lang w:val="sw_KE" w:bidi="sw_KE"/>
         </w:rPr>
         <w:t xml:space="preserve">; </w:t>
       </w:r>
-      <w:hyperlink r:id="rId21">
-        <w:r>
-          <w:rPr>
-            <w:lang w:val="sw_KE" w:bidi="sw_KE"/>
-          </w:rPr>
-          <w:rPr>
-            <w:color w:val="0000EE"/>
-            <w:u w:val="single"/>
-          </w:rPr>
-          <w:t>12:7–8</w:t>
-        </w:r>
-      </w:hyperlink>
+      <w:r>
+        <w:rPr>
+          <w:lang w:val="sw_KE" w:bidi="sw_KE"/>
+        </w:rPr>
+        <w:t>12:7–8</w:t>
+      </w:r>
       <w:r>
         <w:rPr>
           <w:lang w:val="sw_KE" w:bidi="sw_KE"/>
         </w:rPr>
         <w:t xml:space="preserve">; </w:t>
       </w:r>
-      <w:hyperlink r:id="rId22">
-        <w:r>
-          <w:rPr>
-            <w:lang w:val="sw_KE" w:bidi="sw_KE"/>
-          </w:rPr>
-          <w:rPr>
-            <w:color w:val="0000EE"/>
-            <w:u w:val="single"/>
-          </w:rPr>
-          <w:t>13:18</w:t>
-        </w:r>
-      </w:hyperlink>
+      <w:r>
+        <w:rPr>
+          <w:lang w:val="sw_KE" w:bidi="sw_KE"/>
+        </w:rPr>
+        <w:t>13:18</w:t>
+      </w:r>
       <w:r>
         <w:rPr>
           <w:lang w:val="sw_KE" w:bidi="sw_KE"/>
         </w:rPr>
         <w:t xml:space="preserve">; </w:t>
       </w:r>
-      <w:hyperlink r:id="rId23">
-        <w:r>
-          <w:rPr>
-            <w:lang w:val="sw_KE" w:bidi="sw_KE"/>
-          </w:rPr>
-          <w:rPr>
-            <w:color w:val="0000EE"/>
-            <w:u w:val="single"/>
-          </w:rPr>
-          <w:t>15:9–10</w:t>
-        </w:r>
-      </w:hyperlink>
+      <w:r>
+        <w:rPr>
+          <w:lang w:val="sw_KE" w:bidi="sw_KE"/>
+        </w:rPr>
+        <w:t>15:9–10</w:t>
+      </w:r>
       <w:r>
         <w:rPr>
           <w:lang w:val="sw_KE" w:bidi="sw_KE"/>
         </w:rPr>
         <w:t xml:space="preserve">; </w:t>
       </w:r>
-      <w:hyperlink r:id="rId24">
-        <w:r>
-          <w:rPr>
-            <w:lang w:val="sw_KE" w:bidi="sw_KE"/>
-          </w:rPr>
-          <w:rPr>
-            <w:color w:val="0000EE"/>
-            <w:u w:val="single"/>
-          </w:rPr>
-          <w:t>26:25</w:t>
-        </w:r>
-      </w:hyperlink>
+      <w:r>
+        <w:rPr>
+          <w:lang w:val="sw_KE" w:bidi="sw_KE"/>
+        </w:rPr>
+        <w:t>26:25</w:t>
+      </w:r>
       <w:r>
         <w:rPr>
           <w:lang w:val="sw_KE" w:bidi="sw_KE"/>
         </w:rPr>
         <w:t xml:space="preserve">; </w:t>
       </w:r>
-      <w:hyperlink r:id="rId25">
-        <w:r>
-          <w:rPr>
-            <w:lang w:val="sw_KE" w:bidi="sw_KE"/>
-          </w:rPr>
-          <w:rPr>
-            <w:color w:val="0000EE"/>
-            <w:u w:val="single"/>
-          </w:rPr>
-          <w:t>33:20</w:t>
-        </w:r>
-      </w:hyperlink>
+      <w:r>
+        <w:rPr>
+          <w:lang w:val="sw_KE" w:bidi="sw_KE"/>
+        </w:rPr>
+        <w:t>33:20</w:t>
+      </w:r>
       <w:r>
         <w:rPr>
           <w:lang w:val="sw_KE" w:bidi="sw_KE"/>
         </w:rPr>
         <w:t xml:space="preserve">; </w:t>
       </w:r>
-      <w:hyperlink r:id="rId26">
-        <w:r>
-          <w:rPr>
-            <w:lang w:val="sw_KE" w:bidi="sw_KE"/>
-          </w:rPr>
-          <w:rPr>
-            <w:color w:val="0000EE"/>
-            <w:u w:val="single"/>
-          </w:rPr>
-          <w:t>35:1–6</w:t>
-        </w:r>
-      </w:hyperlink>
+      <w:r>
+        <w:rPr>
+          <w:lang w:val="sw_KE" w:bidi="sw_KE"/>
+        </w:rPr>
+        <w:t>35:1–6</w:t>
+      </w:r>
       <w:r>
         <w:rPr>
           <w:lang w:val="sw_KE" w:bidi="sw_KE"/>
         </w:rPr>
         <w:t xml:space="preserve">; </w:t>
       </w:r>
-      <w:hyperlink r:id="rId27">
-        <w:r>
-          <w:rPr>
-            <w:lang w:val="sw_KE" w:bidi="sw_KE"/>
-          </w:rPr>
-          <w:rPr>
-            <w:color w:val="0000EE"/>
-            <w:u w:val="single"/>
-          </w:rPr>
-          <w:t>46:1</w:t>
-        </w:r>
-      </w:hyperlink>
+      <w:r>
+        <w:rPr>
+          <w:lang w:val="sw_KE" w:bidi="sw_KE"/>
+        </w:rPr>
+        <w:t>46:1</w:t>
+      </w:r>
       <w:r>
         <w:rPr>
           <w:lang w:val="sw_KE" w:bidi="sw_KE"/>
         </w:rPr>
         <w:t>). Wakati wa Ayubu, Wasabea na Wakaldayo walikuwa wavamizi wa kuhamahama (</w:t>
       </w:r>
-      <w:hyperlink r:id="rId28">
-        <w:r>
-          <w:rPr>
-            <w:lang w:val="sw_KE" w:bidi="sw_KE"/>
-          </w:rPr>
-          <w:rPr>
-            <w:color w:val="0000EE"/>
-            <w:u w:val="single"/>
-          </w:rPr>
-          <w:t>1:15</w:t>
-        </w:r>
-      </w:hyperlink>
+      <w:r>
+        <w:rPr>
+          <w:lang w:val="sw_KE" w:bidi="sw_KE"/>
+        </w:rPr>
+        <w:t>1:15</w:t>
+      </w:r>
       <w:r>
         <w:rPr>
           <w:lang w:val="sw_KE" w:bidi="sw_KE"/>
         </w:rPr>
         <w:t xml:space="preserve">, </w:t>
       </w:r>
-      <w:hyperlink r:id="rId29">
-        <w:r>
-          <w:rPr>
-            <w:lang w:val="sw_KE" w:bidi="sw_KE"/>
-          </w:rPr>
-          <w:rPr>
-            <w:color w:val="0000EE"/>
-            <w:u w:val="single"/>
-          </w:rPr>
-          <w:t>17</w:t>
-        </w:r>
-      </w:hyperlink>
+      <w:r>
+        <w:rPr>
+          <w:lang w:val="sw_KE" w:bidi="sw_KE"/>
+        </w:rPr>
+        <w:t>17</w:t>
+      </w:r>
       <w:r>
         <w:rPr>
           <w:lang w:val="sw_KE" w:bidi="sw_KE"/>
         </w:rPr>
         <w:t xml:space="preserve">), si nguvu muhimu za kisiasa na kiuchumi kama katika kipindi cha mwisho cha kifalme (linganisha </w:t>
       </w:r>
-      <w:hyperlink r:id="rId30">
-        <w:r>
-          <w:rPr>
-            <w:lang w:val="sw_KE" w:bidi="sw_KE"/>
-          </w:rPr>
-          <w:rPr>
-            <w:color w:val="0000EE"/>
-            <w:u w:val="single"/>
-          </w:rPr>
-          <w:t>Isaya 45:14</w:t>
-        </w:r>
-      </w:hyperlink>
+      <w:r>
+        <w:rPr>
+          <w:lang w:val="sw_KE" w:bidi="sw_KE"/>
+        </w:rPr>
+        <w:t>Isaya 45:14</w:t>
+      </w:r>
       <w:r>
         <w:rPr>
           <w:lang w:val="sw_KE" w:bidi="sw_KE"/>
         </w:rPr>
         <w:t xml:space="preserve">; </w:t>
       </w:r>
-      <w:hyperlink r:id="rId31">
-        <w:r>
-          <w:rPr>
-            <w:lang w:val="sw_KE" w:bidi="sw_KE"/>
-          </w:rPr>
-          <w:rPr>
-            <w:color w:val="0000EE"/>
-            <w:u w:val="single"/>
-          </w:rPr>
-          <w:t>Yoeli 3:8</w:t>
-        </w:r>
-      </w:hyperlink>
+      <w:r>
+        <w:rPr>
+          <w:lang w:val="sw_KE" w:bidi="sw_KE"/>
+        </w:rPr>
+        <w:t>Yoeli 3:8</w:t>
+      </w:r>
       <w:r>
         <w:rPr>
           <w:lang w:val="sw_KE" w:bidi="sw_KE"/>
@@ -626,180 +512,120 @@
         </w:rPr>
         <w:t>, ambazo zilitumika wakati wa enzi ya wazee wa ukoo (</w:t>
       </w:r>
-      <w:hyperlink r:id="rId32">
-        <w:r>
-          <w:rPr>
-            <w:lang w:val="sw_KE" w:bidi="sw_KE"/>
-          </w:rPr>
-          <w:rPr>
-            <w:color w:val="0000EE"/>
-            <w:u w:val="single"/>
-          </w:rPr>
-          <w:t>42:11</w:t>
-        </w:r>
-      </w:hyperlink>
+      <w:r>
+        <w:rPr>
+          <w:lang w:val="sw_KE" w:bidi="sw_KE"/>
+        </w:rPr>
+        <w:t>42:11</w:t>
+      </w:r>
       <w:r>
         <w:rPr>
           <w:lang w:val="sw_KE" w:bidi="sw_KE"/>
         </w:rPr>
         <w:t xml:space="preserve">; tazama </w:t>
       </w:r>
-      <w:hyperlink r:id="rId33">
-        <w:r>
-          <w:rPr>
-            <w:lang w:val="sw_KE" w:bidi="sw_KE"/>
-          </w:rPr>
-          <w:rPr>
-            <w:color w:val="0000EE"/>
-            <w:u w:val="single"/>
-          </w:rPr>
-          <w:t>Mwanzo 33:19</w:t>
-        </w:r>
-      </w:hyperlink>
+      <w:r>
+        <w:rPr>
+          <w:lang w:val="sw_KE" w:bidi="sw_KE"/>
+        </w:rPr>
+        <w:t>Mwanzo 33:19</w:t>
+      </w:r>
       <w:r>
         <w:rPr>
           <w:lang w:val="sw_KE" w:bidi="sw_KE"/>
         </w:rPr>
         <w:t xml:space="preserve">; </w:t>
       </w:r>
-      <w:hyperlink r:id="rId34">
-        <w:r>
-          <w:rPr>
-            <w:lang w:val="sw_KE" w:bidi="sw_KE"/>
-          </w:rPr>
-          <w:rPr>
-            <w:color w:val="0000EE"/>
-            <w:u w:val="single"/>
-          </w:rPr>
-          <w:t>Yoshua 24:32</w:t>
-        </w:r>
-      </w:hyperlink>
+      <w:r>
+        <w:rPr>
+          <w:lang w:val="sw_KE" w:bidi="sw_KE"/>
+        </w:rPr>
+        <w:t>Yoshua 24:32</w:t>
+      </w:r>
       <w:r>
         <w:rPr>
           <w:lang w:val="sw_KE" w:bidi="sw_KE"/>
         </w:rPr>
         <w:t>). Ni wale tu waliokuwa hai kabla ya gharika (</w:t>
       </w:r>
-      <w:hyperlink r:id="rId35">
-        <w:r>
-          <w:rPr>
-            <w:lang w:val="sw_KE" w:bidi="sw_KE"/>
-          </w:rPr>
-          <w:rPr>
-            <w:color w:val="0000EE"/>
-            <w:u w:val="single"/>
-          </w:rPr>
-          <w:t>Mwanzo 1–6</w:t>
-        </w:r>
-      </w:hyperlink>
+      <w:r>
+        <w:rPr>
+          <w:lang w:val="sw_KE" w:bidi="sw_KE"/>
+        </w:rPr>
+        <w:t>Mwanzo 1–6</w:t>
+      </w:r>
       <w:r>
         <w:rPr>
           <w:lang w:val="sw_KE" w:bidi="sw_KE"/>
         </w:rPr>
         <w:t>) na wazee wa ukoo (Abrahamu, Isaka, na Yakobo) ambao walilingana au kuzidi umri wa Ayubu (</w:t>
       </w:r>
-      <w:hyperlink r:id="rId36">
-        <w:r>
-          <w:rPr>
-            <w:lang w:val="sw_KE" w:bidi="sw_KE"/>
-          </w:rPr>
-          <w:rPr>
-            <w:color w:val="0000EE"/>
-            <w:u w:val="single"/>
-          </w:rPr>
-          <w:t>42:16</w:t>
-        </w:r>
-      </w:hyperlink>
+      <w:r>
+        <w:rPr>
+          <w:lang w:val="sw_KE" w:bidi="sw_KE"/>
+        </w:rPr>
+        <w:t>42:16</w:t>
+      </w:r>
       <w:r>
         <w:rPr>
           <w:lang w:val="sw_KE" w:bidi="sw_KE"/>
         </w:rPr>
         <w:t xml:space="preserve">; tazama </w:t>
       </w:r>
-      <w:hyperlink r:id="rId37">
-        <w:r>
-          <w:rPr>
-            <w:lang w:val="sw_KE" w:bidi="sw_KE"/>
-          </w:rPr>
-          <w:rPr>
-            <w:color w:val="0000EE"/>
-            <w:u w:val="single"/>
-          </w:rPr>
-          <w:t>Mwanzo 5:3–32</w:t>
-        </w:r>
-      </w:hyperlink>
+      <w:r>
+        <w:rPr>
+          <w:lang w:val="sw_KE" w:bidi="sw_KE"/>
+        </w:rPr>
+        <w:t>Mwanzo 5:3–32</w:t>
+      </w:r>
       <w:r>
         <w:rPr>
           <w:lang w:val="sw_KE" w:bidi="sw_KE"/>
         </w:rPr>
         <w:t xml:space="preserve">; </w:t>
       </w:r>
-      <w:hyperlink r:id="rId38">
-        <w:r>
-          <w:rPr>
-            <w:lang w:val="sw_KE" w:bidi="sw_KE"/>
-          </w:rPr>
-          <w:rPr>
-            <w:color w:val="0000EE"/>
-            <w:u w:val="single"/>
-          </w:rPr>
-          <w:t>25:7</w:t>
-        </w:r>
-      </w:hyperlink>
+      <w:r>
+        <w:rPr>
+          <w:lang w:val="sw_KE" w:bidi="sw_KE"/>
+        </w:rPr>
+        <w:t>25:7</w:t>
+      </w:r>
       <w:r>
         <w:rPr>
           <w:lang w:val="sw_KE" w:bidi="sw_KE"/>
         </w:rPr>
         <w:t xml:space="preserve">; </w:t>
       </w:r>
-      <w:hyperlink r:id="rId39">
-        <w:r>
-          <w:rPr>
-            <w:lang w:val="sw_KE" w:bidi="sw_KE"/>
-          </w:rPr>
-          <w:rPr>
-            <w:color w:val="0000EE"/>
-            <w:u w:val="single"/>
-          </w:rPr>
-          <w:t>35:28</w:t>
-        </w:r>
-      </w:hyperlink>
+      <w:r>
+        <w:rPr>
+          <w:lang w:val="sw_KE" w:bidi="sw_KE"/>
+        </w:rPr>
+        <w:t>35:28</w:t>
+      </w:r>
       <w:r>
         <w:rPr>
           <w:lang w:val="sw_KE" w:bidi="sw_KE"/>
         </w:rPr>
         <w:t xml:space="preserve">; </w:t>
       </w:r>
-      <w:hyperlink r:id="rId40">
-        <w:r>
-          <w:rPr>
-            <w:lang w:val="sw_KE" w:bidi="sw_KE"/>
-          </w:rPr>
-          <w:rPr>
-            <w:color w:val="0000EE"/>
-            <w:u w:val="single"/>
-          </w:rPr>
-          <w:t>47:28</w:t>
-        </w:r>
-      </w:hyperlink>
+      <w:r>
+        <w:rPr>
+          <w:lang w:val="sw_KE" w:bidi="sw_KE"/>
+        </w:rPr>
+        <w:t>47:28</w:t>
+      </w:r>
       <w:r>
         <w:rPr>
           <w:lang w:val="sw_KE" w:bidi="sw_KE"/>
         </w:rPr>
         <w:t xml:space="preserve">; </w:t>
       </w:r>
-      <w:hyperlink r:id="rId41">
-        <w:r>
-          <w:rPr>
-            <w:lang w:val="sw_KE" w:bidi="sw_KE"/>
-          </w:rPr>
-          <w:rPr>
-            <w:color w:val="0000EE"/>
-            <w:u w:val="single"/>
-          </w:rPr>
-          <w:t>50:26</w:t>
-        </w:r>
-      </w:hyperlink>
+      <w:r>
+        <w:rPr>
+          <w:lang w:val="sw_KE" w:bidi="sw_KE"/>
+        </w:rPr>
+        <w:t>50:26</w:t>
+      </w:r>
       <w:r>
         <w:rPr>
           <w:lang w:val="sw_KE" w:bidi="sw_KE"/>
@@ -831,72 +657,48 @@
         </w:rPr>
         <w:t>Utangulizi wa nathari wa kitabu cha Ayubu (</w:t>
       </w:r>
-      <w:hyperlink r:id="rId42">
-        <w:r>
-          <w:rPr>
-            <w:lang w:val="sw_KE" w:bidi="sw_KE"/>
-          </w:rPr>
-          <w:rPr>
-            <w:color w:val="0000EE"/>
-            <w:u w:val="single"/>
-          </w:rPr>
-          <w:t>sura 1–2</w:t>
-        </w:r>
-      </w:hyperlink>
+      <w:r>
+        <w:rPr>
+          <w:lang w:val="sw_KE" w:bidi="sw_KE"/>
+        </w:rPr>
+        <w:t>sura 1–2</w:t>
+      </w:r>
       <w:r>
         <w:rPr>
           <w:lang w:val="sw_KE" w:bidi="sw_KE"/>
         </w:rPr>
         <w:t>) unatoa mtazamo wa kimbingu juu ya mateso ya Ayubu na kuweka muktadha wa mazungumzo ya kibinadamu yanayounda sehemu kubwa ya kazi hiyo. Ayubu alikuwa mtu mwenye haki ambaye Mungu alimruhusu Shetani kumjaribu. Katika mahakama ya mbinguni, Shetani alidai kwamba ikiwa Mungu angeondoa baraka zake kutoka kwa Ayubu, angeweza 'kukulaani waziwazi' (</w:t>
       </w:r>
-      <w:hyperlink r:id="rId43">
-        <w:r>
-          <w:rPr>
-            <w:lang w:val="sw_KE" w:bidi="sw_KE"/>
-          </w:rPr>
-          <w:rPr>
-            <w:color w:val="0000EE"/>
-            <w:u w:val="single"/>
-          </w:rPr>
-          <w:t>1:11</w:t>
-        </w:r>
-      </w:hyperlink>
+      <w:r>
+        <w:rPr>
+          <w:lang w:val="sw_KE" w:bidi="sw_KE"/>
+        </w:rPr>
+        <w:t>1:11</w:t>
+      </w:r>
       <w:r>
         <w:rPr>
           <w:lang w:val="sw_KE" w:bidi="sw_KE"/>
         </w:rPr>
         <w:t>). Badala yake, Ayubu alijibu, 'Lisifuni jina la Bwana!' (</w:t>
       </w:r>
-      <w:hyperlink r:id="rId44">
-        <w:r>
-          <w:rPr>
-            <w:lang w:val="sw_KE" w:bidi="sw_KE"/>
-          </w:rPr>
-          <w:rPr>
-            <w:color w:val="0000EE"/>
-            <w:u w:val="single"/>
-          </w:rPr>
-          <w:t>1:21</w:t>
-        </w:r>
-      </w:hyperlink>
+      <w:r>
+        <w:rPr>
+          <w:lang w:val="sw_KE" w:bidi="sw_KE"/>
+        </w:rPr>
+        <w:t>1:21</w:t>
+      </w:r>
       <w:r>
         <w:rPr>
           <w:lang w:val="sw_KE" w:bidi="sw_KE"/>
         </w:rPr>
         <w:t>), na, 'Je, tunapaswa kukubali mambo mazuri tu kutoka kwa mkono wa Mungu na kamwe si kitu kibaya?' (</w:t>
       </w:r>
-      <w:hyperlink r:id="rId45">
-        <w:r>
-          <w:rPr>
-            <w:lang w:val="sw_KE" w:bidi="sw_KE"/>
-          </w:rPr>
-          <w:rPr>
-            <w:color w:val="0000EE"/>
-            <w:u w:val="single"/>
-          </w:rPr>
-          <w:t>2:10</w:t>
-        </w:r>
-      </w:hyperlink>
+      <w:r>
+        <w:rPr>
+          <w:lang w:val="sw_KE" w:bidi="sw_KE"/>
+        </w:rPr>
+        <w:t>2:10</w:t>
+      </w:r>
       <w:r>
         <w:rPr>
           <w:lang w:val="sw_KE" w:bidi="sw_KE"/>
@@ -917,54 +719,36 @@
         </w:rPr>
         <w:t>Msomaji kisha anaondoka katika mahakama ya mbinguni na kuingia katika baraza la wanadamu wakati marafiki watatu wa Ayubu wanakuja kumfariji. Kimya chao cha siku saba ni jaribio la dhati la kumfariji Ayubu (</w:t>
       </w:r>
-      <w:hyperlink r:id="rId46">
-        <w:r>
-          <w:rPr>
-            <w:lang w:val="sw_KE" w:bidi="sw_KE"/>
-          </w:rPr>
-          <w:rPr>
-            <w:color w:val="0000EE"/>
-            <w:u w:val="single"/>
-          </w:rPr>
-          <w:t>2:11–13</w:t>
-        </w:r>
-      </w:hyperlink>
+      <w:r>
+        <w:rPr>
+          <w:lang w:val="sw_KE" w:bidi="sw_KE"/>
+        </w:rPr>
+        <w:t>2:11–13</w:t>
+      </w:r>
       <w:r>
         <w:rPr>
           <w:lang w:val="sw_KE" w:bidi="sw_KE"/>
         </w:rPr>
         <w:t xml:space="preserve">). Hata hivyo, Ayubu anapovunja ukimya wake kwa malalamiko makali (Mstari </w:t>
       </w:r>
-      <w:hyperlink r:id="rId47">
-        <w:r>
-          <w:rPr>
-            <w:lang w:val="sw_KE" w:bidi="sw_KE"/>
-          </w:rPr>
-          <w:rPr>
-            <w:color w:val="0000EE"/>
-            <w:u w:val="single"/>
-          </w:rPr>
-          <w:t>wa 3</w:t>
-        </w:r>
-      </w:hyperlink>
+      <w:r>
+        <w:rPr>
+          <w:lang w:val="sw_KE" w:bidi="sw_KE"/>
+        </w:rPr>
+        <w:t>wa 3</w:t>
+      </w:r>
       <w:r>
         <w:rPr>
           <w:lang w:val="sw_KE" w:bidi="sw_KE"/>
         </w:rPr>
         <w:t>), washauri wake wanaanza kumkosoa na kumlaumu. Katika raundi tatu za mjadala (</w:t>
       </w:r>
-      <w:hyperlink r:id="rId48">
-        <w:r>
-          <w:rPr>
-            <w:lang w:val="sw_KE" w:bidi="sw_KE"/>
-          </w:rPr>
-          <w:rPr>
-            <w:color w:val="0000EE"/>
-            <w:u w:val="single"/>
-          </w:rPr>
-          <w:t>mstari wa 4–27</w:t>
-        </w:r>
-      </w:hyperlink>
+      <w:r>
+        <w:rPr>
+          <w:lang w:val="sw_KE" w:bidi="sw_KE"/>
+        </w:rPr>
+        <w:t>mstari wa 4–27</w:t>
+      </w:r>
       <w:r>
         <w:rPr>
           <w:lang w:val="sw_KE" w:bidi="sw_KE"/>
@@ -985,108 +769,72 @@
         </w:rPr>
         <w:t xml:space="preserve">Baada ya mizunguko mitatu ya mazungumzo kati ya Ayubu na marafiki zake, sehemu ya kishairi inamsifu Mungu kama chanzo pekee cha hekima (sura ya </w:t>
       </w:r>
-      <w:hyperlink r:id="rId49">
-        <w:r>
-          <w:rPr>
-            <w:lang w:val="sw_KE" w:bidi="sw_KE"/>
-          </w:rPr>
-          <w:rPr>
-            <w:color w:val="0000EE"/>
-            <w:u w:val="single"/>
-          </w:rPr>
-          <w:t>28</w:t>
-        </w:r>
-      </w:hyperlink>
+      <w:r>
+        <w:rPr>
+          <w:lang w:val="sw_KE" w:bidi="sw_KE"/>
+        </w:rPr>
+        <w:t>28</w:t>
+      </w:r>
       <w:r>
         <w:rPr>
           <w:lang w:val="sw_KE" w:bidi="sw_KE"/>
         </w:rPr>
         <w:t xml:space="preserve">). Ayubu anapotoa tamko lake la mwisho kuhusu mateso yake na haki yake (sura ya </w:t>
       </w:r>
-      <w:hyperlink r:id="rId50">
-        <w:r>
-          <w:rPr>
-            <w:lang w:val="sw_KE" w:bidi="sw_KE"/>
-          </w:rPr>
-          <w:rPr>
-            <w:color w:val="0000EE"/>
-            <w:u w:val="single"/>
-          </w:rPr>
-          <w:t>29–31</w:t>
-        </w:r>
-      </w:hyperlink>
+      <w:r>
+        <w:rPr>
+          <w:lang w:val="sw_KE" w:bidi="sw_KE"/>
+        </w:rPr>
+        <w:t>29–31</w:t>
+      </w:r>
       <w:r>
         <w:rPr>
           <w:lang w:val="sw_KE" w:bidi="sw_KE"/>
         </w:rPr>
         <w:t>), marafiki zake watatu wanakata tamaa juu yake (</w:t>
       </w:r>
-      <w:hyperlink r:id="rId51">
-        <w:r>
-          <w:rPr>
-            <w:lang w:val="sw_KE" w:bidi="sw_KE"/>
-          </w:rPr>
-          <w:rPr>
-            <w:color w:val="0000EE"/>
-            <w:u w:val="single"/>
-          </w:rPr>
-          <w:t>32:1</w:t>
-        </w:r>
-      </w:hyperlink>
+      <w:r>
+        <w:rPr>
+          <w:lang w:val="sw_KE" w:bidi="sw_KE"/>
+        </w:rPr>
+        <w:t>32:1</w:t>
+      </w:r>
       <w:r>
         <w:rPr>
           <w:lang w:val="sw_KE" w:bidi="sw_KE"/>
         </w:rPr>
         <w:t xml:space="preserve">). Elihu, sauti mpya, kisha anaanzisha upya pambano la kibinadamu kuelezea mateso ya Ayubu (sura ya </w:t>
       </w:r>
-      <w:hyperlink r:id="rId52">
-        <w:r>
-          <w:rPr>
-            <w:lang w:val="sw_KE" w:bidi="sw_KE"/>
-          </w:rPr>
-          <w:rPr>
-            <w:color w:val="0000EE"/>
-            <w:u w:val="single"/>
-          </w:rPr>
-          <w:t>32–37</w:t>
-        </w:r>
-      </w:hyperlink>
+      <w:r>
+        <w:rPr>
+          <w:lang w:val="sw_KE" w:bidi="sw_KE"/>
+        </w:rPr>
+        <w:t>32–37</w:t>
+      </w:r>
       <w:r>
         <w:rPr>
           <w:lang w:val="sw_KE" w:bidi="sw_KE"/>
         </w:rPr>
         <w:t xml:space="preserve">). Hatimaye, Mungu anafika kumkabili Ayubu (sura </w:t>
       </w:r>
-      <w:hyperlink r:id="rId53">
-        <w:r>
-          <w:rPr>
-            <w:lang w:val="sw_KE" w:bidi="sw_KE"/>
-          </w:rPr>
-          <w:rPr>
-            <w:color w:val="0000EE"/>
-            <w:u w:val="single"/>
-          </w:rPr>
-          <w:t>38–41</w:t>
-        </w:r>
-      </w:hyperlink>
+      <w:r>
+        <w:rPr>
+          <w:lang w:val="sw_KE" w:bidi="sw_KE"/>
+        </w:rPr>
+        <w:t>38–41</w:t>
+      </w:r>
       <w:r>
         <w:rPr>
           <w:lang w:val="sw_KE" w:bidi="sw_KE"/>
         </w:rPr>
         <w:t>). Badala ya kusikiliza kesi ya Ayubu, Mungu anadai majibu na anauliza maswali yanayoonyesha nguvu na ukuu wake. Ayubu anajibu kwa toba na anakubali kwamba hana haki ya kumhoji Mungu (</w:t>
       </w:r>
-      <w:hyperlink r:id="rId54">
-        <w:r>
-          <w:rPr>
-            <w:lang w:val="sw_KE" w:bidi="sw_KE"/>
-          </w:rPr>
-          <w:rPr>
-            <w:color w:val="0000EE"/>
-            <w:u w:val="single"/>
-          </w:rPr>
-          <w:t>42:1–6</w:t>
-        </w:r>
-      </w:hyperlink>
+      <w:r>
+        <w:rPr>
+          <w:lang w:val="sw_KE" w:bidi="sw_KE"/>
+        </w:rPr>
+        <w:t>42:1–6</w:t>
+      </w:r>
       <w:r>
         <w:rPr>
           <w:lang w:val="sw_KE" w:bidi="sw_KE"/>
@@ -1107,18 +855,12 @@
         </w:rPr>
         <w:t>Kwenye sehemu ya mwisho ya nathari (</w:t>
       </w:r>
-      <w:hyperlink r:id="rId55">
-        <w:r>
-          <w:rPr>
-            <w:lang w:val="sw_KE" w:bidi="sw_KE"/>
-          </w:rPr>
-          <w:rPr>
-            <w:color w:val="0000EE"/>
-            <w:u w:val="single"/>
-          </w:rPr>
-          <w:t>42:7–17</w:t>
-        </w:r>
-      </w:hyperlink>
+      <w:r>
+        <w:rPr>
+          <w:lang w:val="sw_KE" w:bidi="sw_KE"/>
+        </w:rPr>
+        <w:t>42:7–17</w:t>
+      </w:r>
       <w:r>
         <w:rPr>
           <w:lang w:val="sw_KE" w:bidi="sw_KE"/>
@@ -1150,126 +892,84 @@
         </w:rPr>
         <w:t xml:space="preserve">Mazingira ya kimbingu ya mwanzo wa kitabu na udhihirisho wa mambo ya kiroho mwishoni humshawishi msomaji wa kisasa kuona kitabu cha Ayubu kama mfano wa hadithi ya kubuni. Mazungumzo ya kishairi pia yanapendekeza kwamba kitabu hiki ni zaidi ya rekodi kavu ya kihistoria. Lakini historia inaweza kuelezwa kwa mashairi kama vile katika simulizi ya kina (linganisha </w:t>
       </w:r>
-      <w:hyperlink r:id="rId56">
-        <w:r>
-          <w:rPr>
-            <w:lang w:val="sw_KE" w:bidi="sw_KE"/>
-          </w:rPr>
-          <w:rPr>
-            <w:color w:val="0000EE"/>
-            <w:u w:val="single"/>
-          </w:rPr>
-          <w:t>Kutoka 14:21–31</w:t>
-        </w:r>
-      </w:hyperlink>
+      <w:r>
+        <w:rPr>
+          <w:lang w:val="sw_KE" w:bidi="sw_KE"/>
+        </w:rPr>
+        <w:t>Kutoka 14:21–31</w:t>
+      </w:r>
       <w:r>
         <w:rPr>
           <w:lang w:val="sw_KE" w:bidi="sw_KE"/>
         </w:rPr>
         <w:t xml:space="preserve">; </w:t>
       </w:r>
-      <w:hyperlink r:id="rId57">
-        <w:r>
-          <w:rPr>
-            <w:lang w:val="sw_KE" w:bidi="sw_KE"/>
-          </w:rPr>
-          <w:rPr>
-            <w:color w:val="0000EE"/>
-            <w:u w:val="single"/>
-          </w:rPr>
-          <w:t>15:1–12</w:t>
-        </w:r>
-      </w:hyperlink>
+      <w:r>
+        <w:rPr>
+          <w:lang w:val="sw_KE" w:bidi="sw_KE"/>
+        </w:rPr>
+        <w:t>15:1–12</w:t>
+      </w:r>
       <w:r>
         <w:rPr>
           <w:lang w:val="sw_KE" w:bidi="sw_KE"/>
         </w:rPr>
         <w:t xml:space="preserve">; </w:t>
       </w:r>
-      <w:hyperlink r:id="rId58">
-        <w:r>
-          <w:rPr>
-            <w:lang w:val="sw_KE" w:bidi="sw_KE"/>
-          </w:rPr>
-          <w:rPr>
-            <w:color w:val="0000EE"/>
-            <w:u w:val="single"/>
-          </w:rPr>
-          <w:t>Zaburi 78</w:t>
-        </w:r>
-      </w:hyperlink>
+      <w:r>
+        <w:rPr>
+          <w:lang w:val="sw_KE" w:bidi="sw_KE"/>
+        </w:rPr>
+        <w:t>Zaburi 78</w:t>
+      </w:r>
       <w:r>
         <w:rPr>
           <w:lang w:val="sw_KE" w:bidi="sw_KE"/>
         </w:rPr>
         <w:t xml:space="preserve">; </w:t>
       </w:r>
-      <w:hyperlink r:id="rId59">
-        <w:r>
-          <w:rPr>
-            <w:lang w:val="sw_KE" w:bidi="sw_KE"/>
-          </w:rPr>
-          <w:rPr>
-            <w:color w:val="0000EE"/>
-            <w:u w:val="single"/>
-          </w:rPr>
-          <w:t>105</w:t>
-        </w:r>
-      </w:hyperlink>
+      <w:r>
+        <w:rPr>
+          <w:lang w:val="sw_KE" w:bidi="sw_KE"/>
+        </w:rPr>
+        <w:t>105</w:t>
+      </w:r>
       <w:r>
         <w:rPr>
           <w:lang w:val="sw_KE" w:bidi="sw_KE"/>
         </w:rPr>
         <w:t>). Rekodi nyingine ya kibiblia inapendekeza kwamba simulizi la Ayubu ni la kihistoria. Wote Ezekieli na Yakobo walimtaja Ayubu kama mfano wa haki na uvumilivu (</w:t>
       </w:r>
-      <w:hyperlink r:id="rId60">
-        <w:r>
-          <w:rPr>
-            <w:lang w:val="sw_KE" w:bidi="sw_KE"/>
-          </w:rPr>
-          <w:rPr>
-            <w:color w:val="0000EE"/>
-            <w:u w:val="single"/>
-          </w:rPr>
-          <w:t>Ezekieli 14:14</w:t>
-        </w:r>
-      </w:hyperlink>
+      <w:r>
+        <w:rPr>
+          <w:lang w:val="sw_KE" w:bidi="sw_KE"/>
+        </w:rPr>
+        <w:t>Ezekieli 14:14</w:t>
+      </w:r>
       <w:r>
         <w:rPr>
           <w:lang w:val="sw_KE" w:bidi="sw_KE"/>
         </w:rPr>
         <w:t xml:space="preserve">, </w:t>
       </w:r>
-      <w:hyperlink r:id="rId61">
-        <w:r>
-          <w:rPr>
-            <w:lang w:val="sw_KE" w:bidi="sw_KE"/>
-          </w:rPr>
-          <w:rPr>
-            <w:color w:val="0000EE"/>
-            <w:u w:val="single"/>
-          </w:rPr>
-          <w:t>20</w:t>
-        </w:r>
-      </w:hyperlink>
+      <w:r>
+        <w:rPr>
+          <w:lang w:val="sw_KE" w:bidi="sw_KE"/>
+        </w:rPr>
+        <w:t>20</w:t>
+      </w:r>
       <w:r>
         <w:rPr>
           <w:lang w:val="sw_KE" w:bidi="sw_KE"/>
         </w:rPr>
         <w:t xml:space="preserve">; </w:t>
       </w:r>
-      <w:hyperlink r:id="rId62">
-        <w:r>
-          <w:rPr>
-            <w:lang w:val="sw_KE" w:bidi="sw_KE"/>
-          </w:rPr>
-          <w:rPr>
-            <w:color w:val="0000EE"/>
-            <w:u w:val="single"/>
-          </w:rPr>
-          <w:t>Yakobo 5:11</w:t>
-        </w:r>
-      </w:hyperlink>
+      <w:r>
+        <w:rPr>
+          <w:lang w:val="sw_KE" w:bidi="sw_KE"/>
+        </w:rPr>
+        <w:t>Yakobo 5:11</w:t>
+      </w:r>
       <w:r>
         <w:rPr>
           <w:lang w:val="sw_KE" w:bidi="sw_KE"/>
@@ -1301,90 +1001,60 @@
         </w:rPr>
         <w:t>Uandishi na utunzi wa Ayubu ni kitendawili. Ingawa hadithi ina mazingira ya kipatriarki (karibu 2000 Kabla ya Kristo (KK)), tarehe ya utunzi wake inaonekana kuwa baadaye zaidi. Wachambuzi wamependekeza tarehe zinazotofautiana kutoka enzi ya kutangatanga kwa Waisraeli jangwani (</w:t>
       </w:r>
-      <w:hyperlink r:id="rId63">
-        <w:r>
-          <w:rPr>
-            <w:lang w:val="sw_KE" w:bidi="sw_KE"/>
-          </w:rPr>
-          <w:rPr>
-            <w:color w:val="0000EE"/>
-            <w:u w:val="single"/>
-          </w:rPr>
-          <w:t>Kutoka—Hesabu</w:t>
-        </w:r>
-      </w:hyperlink>
+      <w:r>
+        <w:rPr>
+          <w:lang w:val="sw_KE" w:bidi="sw_KE"/>
+        </w:rPr>
+        <w:t>Kutoka—Hesabu</w:t>
+      </w:r>
       <w:r>
         <w:rPr>
           <w:lang w:val="sw_KE" w:bidi="sw_KE"/>
         </w:rPr>
         <w:t>) hadi enzi baada ya kurudi kutoka uhamishoni (</w:t>
       </w:r>
-      <w:hyperlink r:id="rId64">
-        <w:r>
-          <w:rPr>
-            <w:lang w:val="sw_KE" w:bidi="sw_KE"/>
-          </w:rPr>
-          <w:rPr>
-            <w:color w:val="0000EE"/>
-            <w:u w:val="single"/>
-          </w:rPr>
-          <w:t>Ezra—Nehemia</w:t>
-        </w:r>
-      </w:hyperlink>
+      <w:r>
+        <w:rPr>
+          <w:lang w:val="sw_KE" w:bidi="sw_KE"/>
+        </w:rPr>
+        <w:t>Ezra—Nehemia</w:t>
+      </w:r>
       <w:r>
         <w:rPr>
           <w:lang w:val="sw_KE" w:bidi="sw_KE"/>
         </w:rPr>
         <w:t>). Utunzi wa mwisho wa Ayubu unaweza kuwa ulifanyika wakati wa ufalme (</w:t>
       </w:r>
-      <w:hyperlink r:id="rId65">
-        <w:r>
-          <w:rPr>
-            <w:lang w:val="sw_KE" w:bidi="sw_KE"/>
-          </w:rPr>
-          <w:rPr>
-            <w:color w:val="0000EE"/>
-            <w:u w:val="single"/>
-          </w:rPr>
-          <w:t>1–2 Wafalme</w:t>
-        </w:r>
-      </w:hyperlink>
+      <w:r>
+        <w:rPr>
+          <w:lang w:val="sw_KE" w:bidi="sw_KE"/>
+        </w:rPr>
+        <w:t>1–2 Wafalme</w:t>
+      </w:r>
       <w:r>
         <w:rPr>
           <w:lang w:val="sw_KE" w:bidi="sw_KE"/>
         </w:rPr>
         <w:t xml:space="preserve">), wakati nyenzo nyingine za hekima kama </w:t>
       </w:r>
-      <w:hyperlink r:id="rId66">
-        <w:r>
-          <w:rPr>
-            <w:lang w:val="sw_KE" w:bidi="sw_KE"/>
-          </w:rPr>
-          <w:rPr>
-            <w:color w:val="0000EE"/>
-            <w:u w:val="single"/>
-          </w:rPr>
-          <w:t>Methali</w:t>
-        </w:r>
-      </w:hyperlink>
+      <w:r>
+        <w:rPr>
+          <w:lang w:val="sw_KE" w:bidi="sw_KE"/>
+        </w:rPr>
+        <w:t>Methali</w:t>
+      </w:r>
       <w:r>
         <w:rPr>
           <w:lang w:val="sw_KE" w:bidi="sw_KE"/>
         </w:rPr>
         <w:t xml:space="preserve"> na </w:t>
       </w:r>
-      <w:hyperlink r:id="rId67">
-        <w:r>
-          <w:rPr>
-            <w:lang w:val="sw_KE" w:bidi="sw_KE"/>
-          </w:rPr>
-          <w:rPr>
-            <w:color w:val="0000EE"/>
-            <w:u w:val="single"/>
-          </w:rPr>
-          <w:t>Mhubiri</w:t>
-        </w:r>
-      </w:hyperlink>
+      <w:r>
+        <w:rPr>
+          <w:lang w:val="sw_KE" w:bidi="sw_KE"/>
+        </w:rPr>
+        <w:t>Mhubiri</w:t>
+      </w:r>
       <w:r>
         <w:rPr>
           <w:lang w:val="sw_KE" w:bidi="sw_KE"/>
@@ -1405,54 +1075,36 @@
         </w:rPr>
         <w:t xml:space="preserve">Hata kama tunakubali kwamba Ayubu alikuwa mhusika wa kihistoria, bado hatujui mwandishi alikuwa nani, alikoishi, au kiwango cha jamii alikotoka. Mwandishi anaonekana kuwa hekima aliyebobea katika matumizi ya methali (mfano, </w:t>
       </w:r>
-      <w:hyperlink r:id="rId68">
-        <w:r>
-          <w:rPr>
-            <w:lang w:val="sw_KE" w:bidi="sw_KE"/>
-          </w:rPr>
-          <w:rPr>
-            <w:color w:val="0000EE"/>
-            <w:u w:val="single"/>
-          </w:rPr>
-          <w:t>4:2</w:t>
-        </w:r>
-      </w:hyperlink>
+      <w:r>
+        <w:rPr>
+          <w:lang w:val="sw_KE" w:bidi="sw_KE"/>
+        </w:rPr>
+        <w:t>4:2</w:t>
+      </w:r>
       <w:r>
         <w:rPr>
           <w:lang w:val="sw_KE" w:bidi="sw_KE"/>
         </w:rPr>
         <w:t xml:space="preserve">; </w:t>
       </w:r>
-      <w:hyperlink r:id="rId69">
-        <w:r>
-          <w:rPr>
-            <w:lang w:val="sw_KE" w:bidi="sw_KE"/>
-          </w:rPr>
-          <w:rPr>
-            <w:color w:val="0000EE"/>
-            <w:u w:val="single"/>
-          </w:rPr>
-          <w:t>6:5–6</w:t>
-        </w:r>
-      </w:hyperlink>
+      <w:r>
+        <w:rPr>
+          <w:lang w:val="sw_KE" w:bidi="sw_KE"/>
+        </w:rPr>
+        <w:t>6:5–6</w:t>
+      </w:r>
       <w:r>
         <w:rPr>
           <w:lang w:val="sw_KE" w:bidi="sw_KE"/>
         </w:rPr>
         <w:t xml:space="preserve">), maswali ya balagha (mfano, </w:t>
       </w:r>
-      <w:hyperlink r:id="rId70">
-        <w:r>
-          <w:rPr>
-            <w:lang w:val="sw_KE" w:bidi="sw_KE"/>
-          </w:rPr>
-          <w:rPr>
-            <w:color w:val="0000EE"/>
-            <w:u w:val="single"/>
-          </w:rPr>
-          <w:t>21:29</w:t>
-        </w:r>
-      </w:hyperlink>
+      <w:r>
+        <w:rPr>
+          <w:lang w:val="sw_KE" w:bidi="sw_KE"/>
+        </w:rPr>
+        <w:t>21:29</w:t>
+      </w:r>
       <w:r>
         <w:rPr>
           <w:lang w:val="sw_KE" w:bidi="sw_KE"/>
@@ -1473,72 +1125,48 @@
         </w:rPr>
         <w:t xml:space="preserve">Kitabu hiki hakiwezi kupangiwa tarehe kwa uhakika kwa kurejelea (1) matukio au watu waliotajwa au kudokezwa katika kitabu (marejeleo ya mwanzo kabisa ya Ayubu ni wakati wa Uhamisho, </w:t>
       </w:r>
-      <w:hyperlink r:id="rId60">
-        <w:r>
-          <w:rPr>
-            <w:lang w:val="sw_KE" w:bidi="sw_KE"/>
-          </w:rPr>
-          <w:rPr>
-            <w:color w:val="0000EE"/>
-            <w:u w:val="single"/>
-          </w:rPr>
-          <w:t>Ezekieli 14:14</w:t>
-        </w:r>
-      </w:hyperlink>
+      <w:r>
+        <w:rPr>
+          <w:lang w:val="sw_KE" w:bidi="sw_KE"/>
+        </w:rPr>
+        <w:t>Ezekieli 14:14</w:t>
+      </w:r>
       <w:r>
         <w:rPr>
           <w:lang w:val="sw_KE" w:bidi="sw_KE"/>
         </w:rPr>
         <w:t xml:space="preserve">, </w:t>
       </w:r>
-      <w:hyperlink r:id="rId61">
-        <w:r>
-          <w:rPr>
-            <w:lang w:val="sw_KE" w:bidi="sw_KE"/>
-          </w:rPr>
-          <w:rPr>
-            <w:color w:val="0000EE"/>
-            <w:u w:val="single"/>
-          </w:rPr>
-          <w:t>20</w:t>
-        </w:r>
-      </w:hyperlink>
+      <w:r>
+        <w:rPr>
+          <w:lang w:val="sw_KE" w:bidi="sw_KE"/>
+        </w:rPr>
+        <w:t>20</w:t>
+      </w:r>
       <w:r>
         <w:rPr>
           <w:lang w:val="sw_KE" w:bidi="sw_KE"/>
         </w:rPr>
         <w:t xml:space="preserve">); (2) mawazo ya kiteolojia katika kitabu ambayo yanaashiria tarehe maalum; au (3) uhusiano wake wa kimaandishi na nyenzo nyingine katika Agano la Kale (kwa mfano, linganisha </w:t>
       </w:r>
-      <w:hyperlink r:id="rId71">
-        <w:r>
-          <w:rPr>
-            <w:lang w:val="sw_KE" w:bidi="sw_KE"/>
-          </w:rPr>
-          <w:rPr>
-            <w:color w:val="0000EE"/>
-            <w:u w:val="single"/>
-          </w:rPr>
-          <w:t>3:3–10</w:t>
-        </w:r>
-      </w:hyperlink>
+      <w:r>
+        <w:rPr>
+          <w:lang w:val="sw_KE" w:bidi="sw_KE"/>
+        </w:rPr>
+        <w:t>3:3–10</w:t>
+      </w:r>
       <w:r>
         <w:rPr>
           <w:lang w:val="sw_KE" w:bidi="sw_KE"/>
         </w:rPr>
         <w:t xml:space="preserve">; </w:t>
       </w:r>
-      <w:hyperlink r:id="rId72">
-        <w:r>
-          <w:rPr>
-            <w:lang w:val="sw_KE" w:bidi="sw_KE"/>
-          </w:rPr>
-          <w:rPr>
-            <w:color w:val="0000EE"/>
-            <w:u w:val="single"/>
-          </w:rPr>
-          <w:t>Yeremia 20:14–18</w:t>
-        </w:r>
-      </w:hyperlink>
+      <w:r>
+        <w:rPr>
+          <w:lang w:val="sw_KE" w:bidi="sw_KE"/>
+        </w:rPr>
+        <w:t>Yeremia 20:14–18</w:t>
+      </w:r>
       <w:r>
         <w:rPr>
           <w:lang w:val="sw_KE" w:bidi="sw_KE"/>
@@ -1660,18 +1288,12 @@
         </w:rPr>
         <w:t xml:space="preserve">Pia kutoka Ubabeli, 'Theodisi ya Babeli' inafuata mfumo wa mazungumzo sawa na kitabu cha Ayubu: Mwenye mateso analalamika, na marafiki zake wanajibu kwa lawama. Hoja za pande zote mbili zinafanana sana na zile za Ayubu. Hata hivyo, tunaona tofauti kuu: (1) 'Babylonian Theodicy' ni ya kipagani, ilhali Ayubu ni ya kumwamini Mungu mmoja; (2) mwenye mateso anatishia kuacha imani yake na kuacha utiifu, ingawa anamaliza kwa ombi kwa miungu wake wa kiume na kike. Ayubu anabaki mwaminifu kwa Bwana wakati wote (kwa mfano, </w:t>
       </w:r>
-      <w:hyperlink r:id="rId73">
-        <w:r>
-          <w:rPr>
-            <w:lang w:val="sw_KE" w:bidi="sw_KE"/>
-          </w:rPr>
-          <w:rPr>
-            <w:color w:val="0000EE"/>
-            <w:u w:val="single"/>
-          </w:rPr>
-          <w:t>Ayubu 13:15–16</w:t>
-        </w:r>
-      </w:hyperlink>
+      <w:r>
+        <w:rPr>
+          <w:lang w:val="sw_KE" w:bidi="sw_KE"/>
+        </w:rPr>
+        <w:t>Ayubu 13:15–16</w:t>
+      </w:r>
       <w:r>
         <w:rPr>
           <w:lang w:val="sw_KE" w:bidi="sw_KE"/>
@@ -1731,54 +1353,36 @@
         </w:rPr>
         <w:t xml:space="preserve">Mzozo mkuu wa kitabu ni kati ya uadilifu wa Muumba na uadilifu wa mwanadamu. Mbingu na dunia zinaonekana kuwa na mvutano. Ni rahisi sana kujiunga na marafiki watatu wa Ayubu kukataa kutokuwa na hatia kwa Ayubu, kwani tunaweza tegemea vifungu mbalimbali vya Agano Jipya vinavyokataa kwamba mwanadamu ni mwenye haki (kwa mfano, </w:t>
       </w:r>
-      <w:hyperlink r:id="rId74">
-        <w:r>
-          <w:rPr>
-            <w:lang w:val="sw_KE" w:bidi="sw_KE"/>
-          </w:rPr>
-          <w:rPr>
-            <w:color w:val="0000EE"/>
-            <w:u w:val="single"/>
-          </w:rPr>
-          <w:t>Warumi 3:10</w:t>
-        </w:r>
-      </w:hyperlink>
+      <w:r>
+        <w:rPr>
+          <w:lang w:val="sw_KE" w:bidi="sw_KE"/>
+        </w:rPr>
+        <w:t>Warumi 3:10</w:t>
+      </w:r>
       <w:r>
         <w:rPr>
           <w:lang w:val="sw_KE" w:bidi="sw_KE"/>
         </w:rPr>
         <w:t xml:space="preserve">, </w:t>
       </w:r>
-      <w:hyperlink r:id="rId75">
-        <w:r>
-          <w:rPr>
-            <w:lang w:val="sw_KE" w:bidi="sw_KE"/>
-          </w:rPr>
-          <w:rPr>
-            <w:color w:val="0000EE"/>
-            <w:u w:val="single"/>
-          </w:rPr>
-          <w:t>23</w:t>
-        </w:r>
-      </w:hyperlink>
+      <w:r>
+        <w:rPr>
+          <w:lang w:val="sw_KE" w:bidi="sw_KE"/>
+        </w:rPr>
+        <w:t>23</w:t>
+      </w:r>
       <w:r>
         <w:rPr>
           <w:lang w:val="sw_KE" w:bidi="sw_KE"/>
         </w:rPr>
         <w:t xml:space="preserve">; </w:t>
       </w:r>
-      <w:hyperlink r:id="rId76">
-        <w:r>
-          <w:rPr>
-            <w:lang w:val="sw_KE" w:bidi="sw_KE"/>
-          </w:rPr>
-          <w:rPr>
-            <w:color w:val="0000EE"/>
-            <w:u w:val="single"/>
-          </w:rPr>
-          <w:t>Luka 18:19</w:t>
-        </w:r>
-      </w:hyperlink>
+      <w:r>
+        <w:rPr>
+          <w:lang w:val="sw_KE" w:bidi="sw_KE"/>
+        </w:rPr>
+        <w:t>Luka 18:19</w:t>
+      </w:r>
       <w:r>
         <w:rPr>
           <w:lang w:val="sw_KE" w:bidi="sw_KE"/>
@@ -1812,90 +1416,60 @@
         </w:rPr>
         <w:t>Kitabu hiki kinafanya kazi ndani ya ahadi za msingi za imani ya Israeli ya Agano la Kale. Ayubu na wazungumzaji wengine wote wanachukulia kwa uzito mawazo ya agano ya baraka na laana (</w:t>
       </w:r>
-      <w:hyperlink r:id="rId77">
-        <w:r>
-          <w:rPr>
-            <w:lang w:val="sw_KE" w:bidi="sw_KE"/>
-          </w:rPr>
-          <w:rPr>
-            <w:color w:val="0000EE"/>
-            <w:u w:val="single"/>
-          </w:rPr>
-          <w:t>Mambo ya Walawi 26</w:t>
-        </w:r>
-      </w:hyperlink>
+      <w:r>
+        <w:rPr>
+          <w:lang w:val="sw_KE" w:bidi="sw_KE"/>
+        </w:rPr>
+        <w:t>Mambo ya Walawi 26</w:t>
+      </w:r>
       <w:r>
         <w:rPr>
           <w:lang w:val="sw_KE" w:bidi="sw_KE"/>
         </w:rPr>
         <w:t xml:space="preserve">; </w:t>
       </w:r>
-      <w:hyperlink r:id="rId78">
-        <w:r>
-          <w:rPr>
-            <w:lang w:val="sw_KE" w:bidi="sw_KE"/>
-          </w:rPr>
-          <w:rPr>
-            <w:color w:val="0000EE"/>
-            <w:u w:val="single"/>
-          </w:rPr>
-          <w:t>Kumbukumbu la Torati 28</w:t>
-        </w:r>
-      </w:hyperlink>
+      <w:r>
+        <w:rPr>
+          <w:lang w:val="sw_KE" w:bidi="sw_KE"/>
+        </w:rPr>
+        <w:t>Kumbukumbu la Torati 28</w:t>
+      </w:r>
       <w:r>
         <w:rPr>
           <w:lang w:val="sw_KE" w:bidi="sw_KE"/>
         </w:rPr>
         <w:t>) na ya kupanda na kuvuna katika maisha haya (</w:t>
       </w:r>
-      <w:hyperlink r:id="rId79">
-        <w:r>
-          <w:rPr>
-            <w:lang w:val="sw_KE" w:bidi="sw_KE"/>
-          </w:rPr>
-          <w:rPr>
-            <w:color w:val="0000EE"/>
-            <w:u w:val="single"/>
-          </w:rPr>
-          <w:t>Zaburi 34:11–22</w:t>
-        </w:r>
-      </w:hyperlink>
+      <w:r>
+        <w:rPr>
+          <w:lang w:val="sw_KE" w:bidi="sw_KE"/>
+        </w:rPr>
+        <w:t>Zaburi 34:11–22</w:t>
+      </w:r>
       <w:r>
         <w:rPr>
           <w:lang w:val="sw_KE" w:bidi="sw_KE"/>
         </w:rPr>
         <w:t xml:space="preserve">; tazama pia </w:t>
       </w:r>
-      <w:hyperlink r:id="rId80">
-        <w:r>
-          <w:rPr>
-            <w:lang w:val="sw_KE" w:bidi="sw_KE"/>
-          </w:rPr>
-          <w:rPr>
-            <w:color w:val="0000EE"/>
-            <w:u w:val="single"/>
-          </w:rPr>
-          <w:t>Wagalatia 6:7</w:t>
-        </w:r>
-      </w:hyperlink>
+      <w:r>
+        <w:rPr>
+          <w:lang w:val="sw_KE" w:bidi="sw_KE"/>
+        </w:rPr>
+        <w:t>Wagalatia 6:7</w:t>
+      </w:r>
       <w:r>
         <w:rPr>
           <w:lang w:val="sw_KE" w:bidi="sw_KE"/>
         </w:rPr>
         <w:t xml:space="preserve">; </w:t>
       </w:r>
-      <w:hyperlink r:id="rId81">
-        <w:r>
-          <w:rPr>
-            <w:lang w:val="sw_KE" w:bidi="sw_KE"/>
-          </w:rPr>
-          <w:rPr>
-            <w:color w:val="0000EE"/>
-            <w:u w:val="single"/>
-          </w:rPr>
-          <w:t>1 Petro 3:10</w:t>
-        </w:r>
-      </w:hyperlink>
+      <w:r>
+        <w:rPr>
+          <w:lang w:val="sw_KE" w:bidi="sw_KE"/>
+        </w:rPr>
+        <w:t>1 Petro 3:10</w:t>
+      </w:r>
       <w:r>
         <w:rPr>
           <w:lang w:val="sw_KE" w:bidi="sw_KE"/>
@@ -1915,198 +1489,132 @@
         </w:rPr>
         <w:t xml:space="preserve">) kutoka nje ya upeo wa ufunuo wa kibiblia (kwa mfano, uwili ya kimetafizikia, mvutano wa kipagani, au uyakinifu wa kimaada. Badala yake, wazungumzaji wa kitabu hiki wanachunguza tu majibu ya kibiblia. Wanaeleza maana ya mateso kuwa (1) adhabu kwa dhambi (kwa mfano, </w:t>
       </w:r>
-      <w:hyperlink r:id="rId82">
-        <w:r>
-          <w:rPr>
-            <w:lang w:val="sw_KE" w:bidi="sw_KE"/>
-          </w:rPr>
-          <w:rPr>
-            <w:color w:val="0000EE"/>
-            <w:u w:val="single"/>
-          </w:rPr>
-          <w:t>Ayubu 4:7–9</w:t>
-        </w:r>
-      </w:hyperlink>
+      <w:r>
+        <w:rPr>
+          <w:lang w:val="sw_KE" w:bidi="sw_KE"/>
+        </w:rPr>
+        <w:t>Ayubu 4:7–9</w:t>
+      </w:r>
       <w:r>
         <w:rPr>
           <w:lang w:val="sw_KE" w:bidi="sw_KE"/>
         </w:rPr>
         <w:t xml:space="preserve">); (2) hatima isiyoepukika ya wanadamu ambao wanaelekea kwenye dhambi (kwa mfano, </w:t>
       </w:r>
-      <w:hyperlink r:id="rId83">
-        <w:r>
-          <w:rPr>
-            <w:lang w:val="sw_KE" w:bidi="sw_KE"/>
-          </w:rPr>
-          <w:rPr>
-            <w:color w:val="0000EE"/>
-            <w:u w:val="single"/>
-          </w:rPr>
-          <w:t>15:14–16</w:t>
-        </w:r>
-      </w:hyperlink>
+      <w:r>
+        <w:rPr>
+          <w:lang w:val="sw_KE" w:bidi="sw_KE"/>
+        </w:rPr>
+        <w:t>15:14–16</w:t>
+      </w:r>
       <w:r>
         <w:rPr>
           <w:lang w:val="sw_KE" w:bidi="sw_KE"/>
         </w:rPr>
         <w:t xml:space="preserve">); (3) nidhamu ya Mungu (kwa mfano, </w:t>
       </w:r>
-      <w:hyperlink r:id="rId84">
-        <w:r>
-          <w:rPr>
-            <w:lang w:val="sw_KE" w:bidi="sw_KE"/>
-          </w:rPr>
-          <w:rPr>
-            <w:color w:val="0000EE"/>
-            <w:u w:val="single"/>
-          </w:rPr>
-          <w:t>5:17–18</w:t>
-        </w:r>
-      </w:hyperlink>
+      <w:r>
+        <w:rPr>
+          <w:lang w:val="sw_KE" w:bidi="sw_KE"/>
+        </w:rPr>
+        <w:t>5:17–18</w:t>
+      </w:r>
       <w:r>
         <w:rPr>
           <w:lang w:val="sw_KE" w:bidi="sw_KE"/>
         </w:rPr>
         <w:t xml:space="preserve">; </w:t>
       </w:r>
-      <w:hyperlink r:id="rId85">
-        <w:r>
-          <w:rPr>
-            <w:lang w:val="sw_KE" w:bidi="sw_KE"/>
-          </w:rPr>
-          <w:rPr>
-            <w:color w:val="0000EE"/>
-            <w:u w:val="single"/>
-          </w:rPr>
-          <w:t>33:15–28</w:t>
-        </w:r>
-      </w:hyperlink>
+      <w:r>
+        <w:rPr>
+          <w:lang w:val="sw_KE" w:bidi="sw_KE"/>
+        </w:rPr>
+        <w:t>33:15–28</w:t>
+      </w:r>
       <w:r>
         <w:rPr>
           <w:lang w:val="sw_KE" w:bidi="sw_KE"/>
         </w:rPr>
         <w:t xml:space="preserve">; </w:t>
       </w:r>
-      <w:hyperlink r:id="rId86">
-        <w:r>
-          <w:rPr>
-            <w:lang w:val="sw_KE" w:bidi="sw_KE"/>
-          </w:rPr>
-          <w:rPr>
-            <w:color w:val="0000EE"/>
-            <w:u w:val="single"/>
-          </w:rPr>
-          <w:t>36:8–15</w:t>
-        </w:r>
-      </w:hyperlink>
+      <w:r>
+        <w:rPr>
+          <w:lang w:val="sw_KE" w:bidi="sw_KE"/>
+        </w:rPr>
+        <w:t>36:8–15</w:t>
+      </w:r>
       <w:r>
         <w:rPr>
           <w:lang w:val="sw_KE" w:bidi="sw_KE"/>
         </w:rPr>
         <w:t xml:space="preserve">; tazama </w:t>
       </w:r>
-      <w:hyperlink r:id="rId87">
-        <w:r>
-          <w:rPr>
-            <w:lang w:val="sw_KE" w:bidi="sw_KE"/>
-          </w:rPr>
-          <w:rPr>
-            <w:color w:val="0000EE"/>
-            <w:u w:val="single"/>
-          </w:rPr>
-          <w:t>Methali 3:11</w:t>
-        </w:r>
-      </w:hyperlink>
+      <w:r>
+        <w:rPr>
+          <w:lang w:val="sw_KE" w:bidi="sw_KE"/>
+        </w:rPr>
+        <w:t>Methali 3:11</w:t>
+      </w:r>
       <w:r>
         <w:rPr>
           <w:lang w:val="sw_KE" w:bidi="sw_KE"/>
         </w:rPr>
         <w:t xml:space="preserve">; </w:t>
       </w:r>
-      <w:hyperlink r:id="rId88">
-        <w:r>
-          <w:rPr>
-            <w:lang w:val="sw_KE" w:bidi="sw_KE"/>
-          </w:rPr>
-          <w:rPr>
-            <w:color w:val="0000EE"/>
-            <w:u w:val="single"/>
-          </w:rPr>
-          <w:t>Waebrania 12:2–13</w:t>
-        </w:r>
-      </w:hyperlink>
+      <w:r>
+        <w:rPr>
+          <w:lang w:val="sw_KE" w:bidi="sw_KE"/>
+        </w:rPr>
+        <w:t>Waebrania 12:2–13</w:t>
+      </w:r>
       <w:r>
         <w:rPr>
           <w:lang w:val="sw_KE" w:bidi="sw_KE"/>
         </w:rPr>
         <w:t xml:space="preserve">); (4) sehemu ya mpango wa siri wa Mungu (kwa mfano, </w:t>
       </w:r>
-      <w:hyperlink r:id="rId89">
-        <w:r>
-          <w:rPr>
-            <w:lang w:val="sw_KE" w:bidi="sw_KE"/>
-          </w:rPr>
-          <w:rPr>
-            <w:color w:val="0000EE"/>
-            <w:u w:val="single"/>
-          </w:rPr>
-          <w:t>Ayubu 11:7–8</w:t>
-        </w:r>
-      </w:hyperlink>
+      <w:r>
+        <w:rPr>
+          <w:lang w:val="sw_KE" w:bidi="sw_KE"/>
+        </w:rPr>
+        <w:t>Ayubu 11:7–8</w:t>
+      </w:r>
       <w:r>
         <w:rPr>
           <w:lang w:val="sw_KE" w:bidi="sw_KE"/>
         </w:rPr>
         <w:t xml:space="preserve">; </w:t>
       </w:r>
-      <w:hyperlink r:id="rId90">
-        <w:r>
-          <w:rPr>
-            <w:lang w:val="sw_KE" w:bidi="sw_KE"/>
-          </w:rPr>
-          <w:rPr>
-            <w:color w:val="0000EE"/>
-            <w:u w:val="single"/>
-          </w:rPr>
-          <w:t>37:19</w:t>
-        </w:r>
-      </w:hyperlink>
+      <w:r>
+        <w:rPr>
+          <w:lang w:val="sw_KE" w:bidi="sw_KE"/>
+        </w:rPr>
+        <w:t>37:19</w:t>
+      </w:r>
       <w:r>
         <w:rPr>
           <w:lang w:val="sw_KE" w:bidi="sw_KE"/>
         </w:rPr>
         <w:t xml:space="preserve">, </w:t>
       </w:r>
-      <w:hyperlink r:id="rId91">
-        <w:r>
-          <w:rPr>
-            <w:lang w:val="sw_KE" w:bidi="sw_KE"/>
-          </w:rPr>
-          <w:rPr>
-            <w:color w:val="0000EE"/>
-            <w:u w:val="single"/>
-          </w:rPr>
-          <w:t>23</w:t>
-        </w:r>
-      </w:hyperlink>
+      <w:r>
+        <w:rPr>
+          <w:lang w:val="sw_KE" w:bidi="sw_KE"/>
+        </w:rPr>
+        <w:t>23</w:t>
+      </w:r>
       <w:r>
         <w:rPr>
           <w:lang w:val="sw_KE" w:bidi="sw_KE"/>
         </w:rPr>
         <w:t xml:space="preserve">); au (5) jaribio lililowekwa duniani ili kutosheleza mzozo wa mbinguni (kwa mfano, </w:t>
       </w:r>
-      <w:hyperlink r:id="rId92">
-        <w:r>
-          <w:rPr>
-            <w:lang w:val="sw_KE" w:bidi="sw_KE"/>
-          </w:rPr>
-          <w:rPr>
-            <w:color w:val="0000EE"/>
-            <w:u w:val="single"/>
-          </w:rPr>
-          <w:t>1:6–12</w:t>
-        </w:r>
-      </w:hyperlink>
+      <w:r>
+        <w:rPr>
+          <w:lang w:val="sw_KE" w:bidi="sw_KE"/>
+        </w:rPr>
+        <w:t>1:6–12</w:t>
+      </w:r>
       <w:r>
         <w:rPr>
           <w:lang w:val="sw_KE" w:bidi="sw_KE"/>
@@ -2155,18 +1663,12 @@
         </w:rPr>
         <w:t>Kitabu cha Ayubu kinatoa picha tata ya Mungu. Angetaka, angekataa pendekezo la Shetani, bila kuthibitisha chochote; lakini alichagua kuruhusu jaribio lile, hatimaye kuonyesha nguvu zake na kumshinda Shetani kupitia kwa Ayubu mwanadamu. Mungu kamwe hamwelezi Ayubu kinachoendelea nyuma ya pazia. Badala yake, Mungu anapinga haki ya Ayubu ya kuhoji uadilifu wa haki ya kimungu (</w:t>
       </w:r>
-      <w:hyperlink r:id="rId93">
-        <w:r>
-          <w:rPr>
-            <w:lang w:val="sw_KE" w:bidi="sw_KE"/>
-          </w:rPr>
-          <w:rPr>
-            <w:color w:val="0000EE"/>
-            <w:u w:val="single"/>
-          </w:rPr>
-          <w:t>40:8</w:t>
-        </w:r>
-      </w:hyperlink>
+      <w:r>
+        <w:rPr>
+          <w:lang w:val="sw_KE" w:bidi="sw_KE"/>
+        </w:rPr>
+        <w:t>40:8</w:t>
+      </w:r>
       <w:r>
         <w:rPr>
           <w:lang w:val="sw_KE" w:bidi="sw_KE"/>
@@ -2187,18 +1689,12 @@
         </w:rPr>
         <w:t>Njia ya kuishi kupitia maafa si tu kuwa na uso wa ujasiri bali kuinama kwa heshima mbele ya Mungu na kuamini wema wake mkuu. Katika siku ya maafa, wanadamu wanaweza kumjibu Mungu kwa kumwabudu na kutambua hekima na haki ya njia zake, bila kujali jinsi maumivu yalivyo makali au giza lilivyo kubwa. Madhumuni matakatifu ya Mungu kwa mateso ya binadamu wakati mwingine yamefichwa. Mwishowe, Ayubu anakaribia zaidi kwa Mungu kupitia mateso yake: 'Nilikuwa nimesikia tu habari zako hapo awali, lakini sasa nimekuona kwa macho yangu mwenyewe' (</w:t>
       </w:r>
-      <w:hyperlink r:id="rId94">
-        <w:r>
-          <w:rPr>
-            <w:lang w:val="sw_KE" w:bidi="sw_KE"/>
-          </w:rPr>
-          <w:rPr>
-            <w:color w:val="0000EE"/>
-            <w:u w:val="single"/>
-          </w:rPr>
-          <w:t>42:5</w:t>
-        </w:r>
-      </w:hyperlink>
+      <w:r>
+        <w:rPr>
+          <w:lang w:val="sw_KE" w:bidi="sw_KE"/>
+        </w:rPr>
+        <w:t>42:5</w:t>
+      </w:r>
       <w:r>
         <w:rPr>
           <w:lang w:val="sw_KE" w:bidi="sw_KE"/>
